--- a/SamWork4/самработа4.docx
+++ b/SamWork4/самработа4.docx
@@ -1,6 +1,6 @@
 
 <file path=word/document.xml><?xml version="1.0" encoding="utf-8"?>
-<w:document xmlns:wpc="http://schemas.microsoft.com/office/word/2010/wordprocessingCanvas" xmlns:cx="http://schemas.microsoft.com/office/drawing/2014/chartex" xmlns:cx1="http://schemas.microsoft.com/office/drawing/2015/9/8/chartex" xmlns:cx2="http://schemas.microsoft.com/office/drawing/2015/10/21/chartex" xmlns:cx3="http://schemas.microsoft.com/office/drawing/2016/5/9/chartex" xmlns:cx4="http://schemas.microsoft.com/office/drawing/2016/5/10/chartex" xmlns:cx5="http://schemas.microsoft.com/office/drawing/2016/5/11/chartex" xmlns:cx6="http://schemas.microsoft.com/office/drawing/2016/5/12/chartex" xmlns:cx7="http://schemas.microsoft.com/office/drawing/2016/5/13/chartex" xmlns:cx8="http://schemas.microsoft.com/office/drawing/2016/5/14/chartex" xmlns:mc="http://schemas.openxmlformats.org/markup-compatibility/2006" xmlns:aink="http://schemas.microsoft.com/office/drawing/2016/ink" xmlns:am3d="http://schemas.microsoft.com/office/drawing/2017/model3d" xmlns:o="urn:schemas-microsoft-com:office:office" xmlns:oel="http://schemas.microsoft.com/office/2019/extlst" xmlns:r="http://schemas.openxmlformats.org/officeDocument/2006/relationships" xmlns:m="http://schemas.openxmlformats.org/officeDocument/2006/math" xmlns:v="urn:schemas-microsoft-com:vml" xmlns:wp14="http://schemas.microsoft.com/office/word/2010/wordprocessingDrawing" xmlns:wp="http://schemas.openxmlformats.org/drawingml/2006/wordprocessingDrawing" xmlns:w10="urn:schemas-microsoft-com:office:word" xmlns:w="http://schemas.openxmlformats.org/wordprocessingml/2006/main" xmlns:w14="http://schemas.microsoft.com/office/word/2010/wordml" xmlns:w15="http://schemas.microsoft.com/office/word/2012/wordml" xmlns:w16cex="http://schemas.microsoft.com/office/word/2018/wordml/cex" xmlns:w16cid="http://schemas.microsoft.com/office/word/2016/wordml/cid" xmlns:w16="http://schemas.microsoft.com/office/word/2018/wordml" xmlns:w16sdtdh="http://schemas.microsoft.com/office/word/2020/wordml/sdtdatahash" xmlns:w16se="http://schemas.microsoft.com/office/word/2015/wordml/symex" xmlns:wpg="http://schemas.microsoft.com/office/word/2010/wordprocessingGroup" xmlns:wpi="http://schemas.microsoft.com/office/word/2010/wordprocessingInk" xmlns:wne="http://schemas.microsoft.com/office/word/2006/wordml" xmlns:wps="http://schemas.microsoft.com/office/word/2010/wordprocessingShape" mc:Ignorable="w14 w15 w16se w16cid w16 w16cex w16sdtdh wp14">
+<w:document xmlns:wpc="http://schemas.microsoft.com/office/word/2010/wordprocessingCanvas" xmlns:cx="http://schemas.microsoft.com/office/drawing/2014/chartex" xmlns:mc="http://schemas.openxmlformats.org/markup-compatibility/2006" xmlns:o="urn:schemas-microsoft-com:office:office" xmlns:r="http://schemas.openxmlformats.org/officeDocument/2006/relationships" xmlns:m="http://schemas.openxmlformats.org/officeDocument/2006/math" xmlns:v="urn:schemas-microsoft-com:vml" xmlns:wp14="http://schemas.microsoft.com/office/word/2010/wordprocessingDrawing" xmlns:wp="http://schemas.openxmlformats.org/drawingml/2006/wordprocessingDrawing" xmlns:w10="urn:schemas-microsoft-com:office:word" xmlns:w="http://schemas.openxmlformats.org/wordprocessingml/2006/main" xmlns:w14="http://schemas.microsoft.com/office/word/2010/wordml" xmlns:w15="http://schemas.microsoft.com/office/word/2012/wordml" xmlns:w16se="http://schemas.microsoft.com/office/word/2015/wordml/symex" xmlns:wpg="http://schemas.microsoft.com/office/word/2010/wordprocessingGroup" xmlns:wpi="http://schemas.microsoft.com/office/word/2010/wordprocessingInk" xmlns:wne="http://schemas.microsoft.com/office/word/2006/wordml" xmlns:wps="http://schemas.microsoft.com/office/word/2010/wordprocessingShape" mc:Ignorable="w14 w15 w16se wp14">
   <w:body>
     <w:p>
       <w:pPr>
@@ -8,8 +8,10 @@
         <w:spacing w:before="0"/>
       </w:pPr>
       <w:r>
-        <w:t>Список использованной литературы</w:t>
-      </w:r>
+        <w:t>Список использованнЫх ИСТОЧНИКОВ</w:t>
+      </w:r>
+      <w:bookmarkStart w:id="0" w:name="_GoBack"/>
+      <w:bookmarkEnd w:id="0"/>
     </w:p>
     <w:p>
       <w:pPr>
@@ -446,7 +448,7 @@
 </file>
 
 <file path=word/endnotes.xml><?xml version="1.0" encoding="utf-8"?>
-<w:endnotes xmlns:wpc="http://schemas.microsoft.com/office/word/2010/wordprocessingCanvas" xmlns:cx="http://schemas.microsoft.com/office/drawing/2014/chartex" xmlns:cx1="http://schemas.microsoft.com/office/drawing/2015/9/8/chartex" xmlns:cx2="http://schemas.microsoft.com/office/drawing/2015/10/21/chartex" xmlns:cx3="http://schemas.microsoft.com/office/drawing/2016/5/9/chartex" xmlns:cx4="http://schemas.microsoft.com/office/drawing/2016/5/10/chartex" xmlns:cx5="http://schemas.microsoft.com/office/drawing/2016/5/11/chartex" xmlns:cx6="http://schemas.microsoft.com/office/drawing/2016/5/12/chartex" xmlns:cx7="http://schemas.microsoft.com/office/drawing/2016/5/13/chartex" xmlns:cx8="http://schemas.microsoft.com/office/drawing/2016/5/14/chartex" xmlns:mc="http://schemas.openxmlformats.org/markup-compatibility/2006" xmlns:aink="http://schemas.microsoft.com/office/drawing/2016/ink" xmlns:am3d="http://schemas.microsoft.com/office/drawing/2017/model3d" xmlns:o="urn:schemas-microsoft-com:office:office" xmlns:oel="http://schemas.microsoft.com/office/2019/extlst" xmlns:r="http://schemas.openxmlformats.org/officeDocument/2006/relationships" xmlns:m="http://schemas.openxmlformats.org/officeDocument/2006/math" xmlns:v="urn:schemas-microsoft-com:vml" xmlns:wp14="http://schemas.microsoft.com/office/word/2010/wordprocessingDrawing" xmlns:wp="http://schemas.openxmlformats.org/drawingml/2006/wordprocessingDrawing" xmlns:w10="urn:schemas-microsoft-com:office:word" xmlns:w="http://schemas.openxmlformats.org/wordprocessingml/2006/main" xmlns:w14="http://schemas.microsoft.com/office/word/2010/wordml" xmlns:w15="http://schemas.microsoft.com/office/word/2012/wordml" xmlns:w16cex="http://schemas.microsoft.com/office/word/2018/wordml/cex" xmlns:w16cid="http://schemas.microsoft.com/office/word/2016/wordml/cid" xmlns:w16="http://schemas.microsoft.com/office/word/2018/wordml" xmlns:w16sdtdh="http://schemas.microsoft.com/office/word/2020/wordml/sdtdatahash" xmlns:w16se="http://schemas.microsoft.com/office/word/2015/wordml/symex" xmlns:wpg="http://schemas.microsoft.com/office/word/2010/wordprocessingGroup" xmlns:wpi="http://schemas.microsoft.com/office/word/2010/wordprocessingInk" xmlns:wne="http://schemas.microsoft.com/office/word/2006/wordml" xmlns:wps="http://schemas.microsoft.com/office/word/2010/wordprocessingShape" mc:Ignorable="w14 w15 w16se w16cid w16 w16cex w16sdtdh wp14">
+<w:endnotes xmlns:wpc="http://schemas.microsoft.com/office/word/2010/wordprocessingCanvas" xmlns:cx="http://schemas.microsoft.com/office/drawing/2014/chartex" xmlns:mc="http://schemas.openxmlformats.org/markup-compatibility/2006" xmlns:o="urn:schemas-microsoft-com:office:office" xmlns:r="http://schemas.openxmlformats.org/officeDocument/2006/relationships" xmlns:m="http://schemas.openxmlformats.org/officeDocument/2006/math" xmlns:v="urn:schemas-microsoft-com:vml" xmlns:wp14="http://schemas.microsoft.com/office/word/2010/wordprocessingDrawing" xmlns:wp="http://schemas.openxmlformats.org/drawingml/2006/wordprocessingDrawing" xmlns:w10="urn:schemas-microsoft-com:office:word" xmlns:w="http://schemas.openxmlformats.org/wordprocessingml/2006/main" xmlns:w14="http://schemas.microsoft.com/office/word/2010/wordml" xmlns:w15="http://schemas.microsoft.com/office/word/2012/wordml" xmlns:w16se="http://schemas.microsoft.com/office/word/2015/wordml/symex" xmlns:wpg="http://schemas.microsoft.com/office/word/2010/wordprocessingGroup" xmlns:wpi="http://schemas.microsoft.com/office/word/2010/wordprocessingInk" xmlns:wne="http://schemas.microsoft.com/office/word/2006/wordml" xmlns:wps="http://schemas.microsoft.com/office/word/2010/wordprocessingShape" mc:Ignorable="w14 w15 w16se wp14">
   <w:endnote w:type="separator" w:id="-1">
     <w:p>
       <w:r>
@@ -465,7 +467,7 @@
 </file>
 
 <file path=word/footnotes.xml><?xml version="1.0" encoding="utf-8"?>
-<w:footnotes xmlns:wpc="http://schemas.microsoft.com/office/word/2010/wordprocessingCanvas" xmlns:cx="http://schemas.microsoft.com/office/drawing/2014/chartex" xmlns:cx1="http://schemas.microsoft.com/office/drawing/2015/9/8/chartex" xmlns:cx2="http://schemas.microsoft.com/office/drawing/2015/10/21/chartex" xmlns:cx3="http://schemas.microsoft.com/office/drawing/2016/5/9/chartex" xmlns:cx4="http://schemas.microsoft.com/office/drawing/2016/5/10/chartex" xmlns:cx5="http://schemas.microsoft.com/office/drawing/2016/5/11/chartex" xmlns:cx6="http://schemas.microsoft.com/office/drawing/2016/5/12/chartex" xmlns:cx7="http://schemas.microsoft.com/office/drawing/2016/5/13/chartex" xmlns:cx8="http://schemas.microsoft.com/office/drawing/2016/5/14/chartex" xmlns:mc="http://schemas.openxmlformats.org/markup-compatibility/2006" xmlns:aink="http://schemas.microsoft.com/office/drawing/2016/ink" xmlns:am3d="http://schemas.microsoft.com/office/drawing/2017/model3d" xmlns:o="urn:schemas-microsoft-com:office:office" xmlns:oel="http://schemas.microsoft.com/office/2019/extlst" xmlns:r="http://schemas.openxmlformats.org/officeDocument/2006/relationships" xmlns:m="http://schemas.openxmlformats.org/officeDocument/2006/math" xmlns:v="urn:schemas-microsoft-com:vml" xmlns:wp14="http://schemas.microsoft.com/office/word/2010/wordprocessingDrawing" xmlns:wp="http://schemas.openxmlformats.org/drawingml/2006/wordprocessingDrawing" xmlns:w10="urn:schemas-microsoft-com:office:word" xmlns:w="http://schemas.openxmlformats.org/wordprocessingml/2006/main" xmlns:w14="http://schemas.microsoft.com/office/word/2010/wordml" xmlns:w15="http://schemas.microsoft.com/office/word/2012/wordml" xmlns:w16cex="http://schemas.microsoft.com/office/word/2018/wordml/cex" xmlns:w16cid="http://schemas.microsoft.com/office/word/2016/wordml/cid" xmlns:w16="http://schemas.microsoft.com/office/word/2018/wordml" xmlns:w16sdtdh="http://schemas.microsoft.com/office/word/2020/wordml/sdtdatahash" xmlns:w16se="http://schemas.microsoft.com/office/word/2015/wordml/symex" xmlns:wpg="http://schemas.microsoft.com/office/word/2010/wordprocessingGroup" xmlns:wpi="http://schemas.microsoft.com/office/word/2010/wordprocessingInk" xmlns:wne="http://schemas.microsoft.com/office/word/2006/wordml" xmlns:wps="http://schemas.microsoft.com/office/word/2010/wordprocessingShape" mc:Ignorable="w14 w15 w16se w16cid w16 w16cex w16sdtdh wp14">
+<w:footnotes xmlns:wpc="http://schemas.microsoft.com/office/word/2010/wordprocessingCanvas" xmlns:cx="http://schemas.microsoft.com/office/drawing/2014/chartex" xmlns:mc="http://schemas.openxmlformats.org/markup-compatibility/2006" xmlns:o="urn:schemas-microsoft-com:office:office" xmlns:r="http://schemas.openxmlformats.org/officeDocument/2006/relationships" xmlns:m="http://schemas.openxmlformats.org/officeDocument/2006/math" xmlns:v="urn:schemas-microsoft-com:vml" xmlns:wp14="http://schemas.microsoft.com/office/word/2010/wordprocessingDrawing" xmlns:wp="http://schemas.openxmlformats.org/drawingml/2006/wordprocessingDrawing" xmlns:w10="urn:schemas-microsoft-com:office:word" xmlns:w="http://schemas.openxmlformats.org/wordprocessingml/2006/main" xmlns:w14="http://schemas.microsoft.com/office/word/2010/wordml" xmlns:w15="http://schemas.microsoft.com/office/word/2012/wordml" xmlns:w16se="http://schemas.microsoft.com/office/word/2015/wordml/symex" xmlns:wpg="http://schemas.microsoft.com/office/word/2010/wordprocessingGroup" xmlns:wpi="http://schemas.microsoft.com/office/word/2010/wordprocessingInk" xmlns:wne="http://schemas.microsoft.com/office/word/2006/wordml" xmlns:wps="http://schemas.microsoft.com/office/word/2010/wordprocessingShape" mc:Ignorable="w14 w15 w16se wp14">
   <w:footnote w:type="separator" w:id="-1">
     <w:p>
       <w:r>
@@ -484,7 +486,7 @@
 </file>
 
 <file path=word/numbering.xml><?xml version="1.0" encoding="utf-8"?>
-<w:numbering xmlns:wpc="http://schemas.microsoft.com/office/word/2010/wordprocessingCanvas" xmlns:cx="http://schemas.microsoft.com/office/drawing/2014/chartex" xmlns:cx1="http://schemas.microsoft.com/office/drawing/2015/9/8/chartex" xmlns:cx2="http://schemas.microsoft.com/office/drawing/2015/10/21/chartex" xmlns:cx3="http://schemas.microsoft.com/office/drawing/2016/5/9/chartex" xmlns:cx4="http://schemas.microsoft.com/office/drawing/2016/5/10/chartex" xmlns:cx5="http://schemas.microsoft.com/office/drawing/2016/5/11/chartex" xmlns:cx6="http://schemas.microsoft.com/office/drawing/2016/5/12/chartex" xmlns:cx7="http://schemas.microsoft.com/office/drawing/2016/5/13/chartex" xmlns:cx8="http://schemas.microsoft.com/office/drawing/2016/5/14/chartex" xmlns:mc="http://schemas.openxmlformats.org/markup-compatibility/2006" xmlns:aink="http://schemas.microsoft.com/office/drawing/2016/ink" xmlns:am3d="http://schemas.microsoft.com/office/drawing/2017/model3d" xmlns:o="urn:schemas-microsoft-com:office:office" xmlns:oel="http://schemas.microsoft.com/office/2019/extlst" xmlns:r="http://schemas.openxmlformats.org/officeDocument/2006/relationships" xmlns:m="http://schemas.openxmlformats.org/officeDocument/2006/math" xmlns:v="urn:schemas-microsoft-com:vml" xmlns:wp14="http://schemas.microsoft.com/office/word/2010/wordprocessingDrawing" xmlns:wp="http://schemas.openxmlformats.org/drawingml/2006/wordprocessingDrawing" xmlns:w10="urn:schemas-microsoft-com:office:word" xmlns:w="http://schemas.openxmlformats.org/wordprocessingml/2006/main" xmlns:w14="http://schemas.microsoft.com/office/word/2010/wordml" xmlns:w15="http://schemas.microsoft.com/office/word/2012/wordml" xmlns:w16cex="http://schemas.microsoft.com/office/word/2018/wordml/cex" xmlns:w16cid="http://schemas.microsoft.com/office/word/2016/wordml/cid" xmlns:w16="http://schemas.microsoft.com/office/word/2018/wordml" xmlns:w16sdtdh="http://schemas.microsoft.com/office/word/2020/wordml/sdtdatahash" xmlns:w16se="http://schemas.microsoft.com/office/word/2015/wordml/symex" xmlns:wpg="http://schemas.microsoft.com/office/word/2010/wordprocessingGroup" xmlns:wpi="http://schemas.microsoft.com/office/word/2010/wordprocessingInk" xmlns:wne="http://schemas.microsoft.com/office/word/2006/wordml" xmlns:wps="http://schemas.microsoft.com/office/word/2010/wordprocessingShape" mc:Ignorable="w14 w15 w16se w16cid w16 w16cex w16sdtdh wp14">
+<w:numbering xmlns:wpc="http://schemas.microsoft.com/office/word/2010/wordprocessingCanvas" xmlns:cx="http://schemas.microsoft.com/office/drawing/2014/chartex" xmlns:mc="http://schemas.openxmlformats.org/markup-compatibility/2006" xmlns:o="urn:schemas-microsoft-com:office:office" xmlns:r="http://schemas.openxmlformats.org/officeDocument/2006/relationships" xmlns:m="http://schemas.openxmlformats.org/officeDocument/2006/math" xmlns:v="urn:schemas-microsoft-com:vml" xmlns:wp14="http://schemas.microsoft.com/office/word/2010/wordprocessingDrawing" xmlns:wp="http://schemas.openxmlformats.org/drawingml/2006/wordprocessingDrawing" xmlns:w10="urn:schemas-microsoft-com:office:word" xmlns:w="http://schemas.openxmlformats.org/wordprocessingml/2006/main" xmlns:w14="http://schemas.microsoft.com/office/word/2010/wordml" xmlns:w15="http://schemas.microsoft.com/office/word/2012/wordml" xmlns:w16se="http://schemas.microsoft.com/office/word/2015/wordml/symex" xmlns:wpg="http://schemas.microsoft.com/office/word/2010/wordprocessingGroup" xmlns:wpi="http://schemas.microsoft.com/office/word/2010/wordprocessingInk" xmlns:wne="http://schemas.microsoft.com/office/word/2006/wordml" xmlns:wps="http://schemas.microsoft.com/office/word/2010/wordprocessingShape" mc:Ignorable="w14 w15 w16se wp14">
   <w:abstractNum w:abstractNumId="0" w15:restartNumberingAfterBreak="0">
     <w:nsid w:val="03237593"/>
     <w:multiLevelType w:val="hybridMultilevel"/>
@@ -1055,26 +1057,26 @@
       </w:rPr>
     </w:lvl>
   </w:abstractNum>
-  <w:num w:numId="1" w16cid:durableId="454953797">
+  <w:num w:numId="1">
     <w:abstractNumId w:val="4"/>
   </w:num>
-  <w:num w:numId="2" w16cid:durableId="933904947">
+  <w:num w:numId="2">
     <w:abstractNumId w:val="0"/>
   </w:num>
-  <w:num w:numId="3" w16cid:durableId="1600217997">
+  <w:num w:numId="3">
     <w:abstractNumId w:val="3"/>
   </w:num>
-  <w:num w:numId="4" w16cid:durableId="1321470719">
+  <w:num w:numId="4">
     <w:abstractNumId w:val="2"/>
   </w:num>
-  <w:num w:numId="5" w16cid:durableId="1959483194">
+  <w:num w:numId="5">
     <w:abstractNumId w:val="1"/>
   </w:num>
 </w:numbering>
 </file>
 
 <file path=word/styles.xml><?xml version="1.0" encoding="utf-8"?>
-<w:styles xmlns:mc="http://schemas.openxmlformats.org/markup-compatibility/2006" xmlns:r="http://schemas.openxmlformats.org/officeDocument/2006/relationships" xmlns:w="http://schemas.openxmlformats.org/wordprocessingml/2006/main" xmlns:w14="http://schemas.microsoft.com/office/word/2010/wordml" xmlns:w15="http://schemas.microsoft.com/office/word/2012/wordml" xmlns:w16cex="http://schemas.microsoft.com/office/word/2018/wordml/cex" xmlns:w16cid="http://schemas.microsoft.com/office/word/2016/wordml/cid" xmlns:w16="http://schemas.microsoft.com/office/word/2018/wordml" xmlns:w16sdtdh="http://schemas.microsoft.com/office/word/2020/wordml/sdtdatahash" xmlns:w16se="http://schemas.microsoft.com/office/word/2015/wordml/symex" mc:Ignorable="w14 w15 w16se w16cid w16 w16cex w16sdtdh">
+<w:styles xmlns:mc="http://schemas.openxmlformats.org/markup-compatibility/2006" xmlns:r="http://schemas.openxmlformats.org/officeDocument/2006/relationships" xmlns:w="http://schemas.openxmlformats.org/wordprocessingml/2006/main" xmlns:w14="http://schemas.microsoft.com/office/word/2010/wordml" xmlns:w15="http://schemas.microsoft.com/office/word/2012/wordml" xmlns:w16se="http://schemas.microsoft.com/office/word/2015/wordml/symex" mc:Ignorable="w14 w15 w16se">
   <w:docDefaults>
     <w:rPrDefault>
       <w:rPr>
@@ -1090,7 +1092,7 @@
       </w:pPr>
     </w:pPrDefault>
   </w:docDefaults>
-  <w:latentStyles w:defLockedState="0" w:defUIPriority="99" w:defSemiHidden="0" w:defUnhideWhenUsed="0" w:defQFormat="0" w:count="376">
+  <w:latentStyles w:defLockedState="0" w:defUIPriority="99" w:defSemiHidden="0" w:defUnhideWhenUsed="0" w:defQFormat="0" w:count="371">
     <w:lsdException w:name="Normal" w:uiPriority="0" w:qFormat="1"/>
     <w:lsdException w:name="heading 1" w:uiPriority="9" w:qFormat="1"/>
     <w:lsdException w:name="heading 2" w:semiHidden="1" w:uiPriority="9" w:unhideWhenUsed="1" w:qFormat="1"/>
@@ -1462,11 +1464,6 @@
     <w:lsdException w:name="List Table 5 Dark Accent 6" w:uiPriority="50"/>
     <w:lsdException w:name="List Table 6 Colorful Accent 6" w:uiPriority="51"/>
     <w:lsdException w:name="List Table 7 Colorful Accent 6" w:uiPriority="52"/>
-    <w:lsdException w:name="Mention" w:semiHidden="1" w:unhideWhenUsed="1"/>
-    <w:lsdException w:name="Smart Hyperlink" w:semiHidden="1" w:unhideWhenUsed="1"/>
-    <w:lsdException w:name="Hashtag" w:semiHidden="1" w:unhideWhenUsed="1"/>
-    <w:lsdException w:name="Unresolved Mention" w:semiHidden="1" w:unhideWhenUsed="1"/>
-    <w:lsdException w:name="Smart Link" w:semiHidden="1" w:unhideWhenUsed="1"/>
   </w:latentStyles>
   <w:style w:type="paragraph" w:default="1" w:styleId="a1">
     <w:name w:val="Normal"/>
@@ -2404,7 +2401,7 @@
 </file>
 
 <file path=customXml/itemProps1.xml><?xml version="1.0" encoding="utf-8"?>
-<ds:datastoreItem xmlns:ds="http://schemas.openxmlformats.org/officeDocument/2006/customXml" ds:itemID="{DECCBE34-A82F-4B12-9D52-36FE4FE693FE}">
+<ds:datastoreItem xmlns:ds="http://schemas.openxmlformats.org/officeDocument/2006/customXml" ds:itemID="{7CCD1853-ED45-4721-ACC9-942643A3E691}">
   <ds:schemaRefs>
     <ds:schemaRef ds:uri="http://schemas.openxmlformats.org/officeDocument/2006/bibliography"/>
   </ds:schemaRefs>

--- a/SamWork4/самработа4.docx
+++ b/SamWork4/самработа4.docx
@@ -5,20 +5,25 @@
     <w:p>
       <w:pPr>
         <w:pStyle w:val="a2"/>
-        <w:spacing w:before="0"/>
+        <w:spacing w:before="0" w:after="476"/>
       </w:pPr>
       <w:r>
         <w:t>Список использованнЫх ИСТОЧНИКОВ</w:t>
       </w:r>
-      <w:bookmarkStart w:id="0" w:name="_GoBack"/>
-      <w:bookmarkEnd w:id="0"/>
     </w:p>
     <w:p>
       <w:pPr>
         <w:pStyle w:val="a"/>
-      </w:pPr>
-      <w:r>
-        <w:t>Российская Федерация. Законы. О микрофинансовой деятельности и микрофинансовых организациях: Федеральный закон №151-ФЗ: [принят Государственной Думой 18 ию</w:t>
+        <w:spacing w:line="360" w:lineRule="auto"/>
+      </w:pPr>
+      <w:r>
+        <w:t>Российская Федерация. Законы. О микрофинансовой деятельности и микрофинансовых организациях: Федеральный закон №151</w:t>
+      </w:r>
+      <w:r>
+        <w:t>-</w:t>
+      </w:r>
+      <w:r>
+        <w:t>ФЗ: [принят Государственной Думой 18 ию</w:t>
       </w:r>
       <w:r>
         <w:t>н</w:t>
@@ -48,12 +53,34 @@
         <w:t>10</w:t>
       </w:r>
       <w:r>
-        <w:t xml:space="preserve"> года]. Москва: КонсультантПлюс.URL: https://www.consultant.ru/document/cons_doc_LAW_102112/ (дата обращения: 12.12.2025). Текст: электронный.</w:t>
+        <w:t xml:space="preserve"> года]. </w:t>
+      </w:r>
+      <w:r>
+        <w:t>–</w:t>
+      </w:r>
+      <w:r>
+        <w:t xml:space="preserve"> </w:t>
+      </w:r>
+      <w:r>
+        <w:t>Москва: КонсультантПлюс.</w:t>
+      </w:r>
+      <w:r>
+        <w:t xml:space="preserve"> </w:t>
+      </w:r>
+      <w:r>
+        <w:t>–</w:t>
+      </w:r>
+      <w:r>
+        <w:t xml:space="preserve"> </w:t>
+      </w:r>
+      <w:r>
+        <w:t>URL: https://www.consultant.ru/document/cons_doc_LAW_102112/ (дата обращения: 12.12.2025). Текст: электронный.</w:t>
       </w:r>
     </w:p>
     <w:p>
       <w:pPr>
         <w:pStyle w:val="a"/>
+        <w:spacing w:line="360" w:lineRule="auto"/>
       </w:pPr>
       <w:r>
         <w:t>Атаева Г</w:t>
@@ -110,25 +137,61 @@
         <w:t xml:space="preserve"> // Вестник науки и образования</w:t>
       </w:r>
       <w:r>
-        <w:t xml:space="preserve"> -</w:t>
+        <w:t xml:space="preserve"> </w:t>
+      </w:r>
+      <w:r>
+        <w:t>–</w:t>
       </w:r>
       <w:r>
         <w:t xml:space="preserve"> 2021.</w:t>
       </w:r>
       <w:r>
-        <w:t xml:space="preserve"> -</w:t>
-      </w:r>
-      <w:r>
-        <w:t xml:space="preserve"> №1-2 (104).</w:t>
-      </w:r>
-      <w:r>
-        <w:t xml:space="preserve"> -</w:t>
-      </w:r>
-      <w:r>
-        <w:t xml:space="preserve"> URL: https://cyberleninka.ru/article/n/sozdanie-vyvoda-skripta-python (дата обращения: 12.12.2025).</w:t>
-      </w:r>
-      <w:r>
-        <w:t xml:space="preserve"> -</w:t>
+        <w:t xml:space="preserve"> </w:t>
+      </w:r>
+      <w:r>
+        <w:t>–</w:t>
+      </w:r>
+      <w:r>
+        <w:t xml:space="preserve"> №1</w:t>
+      </w:r>
+      <w:r>
+        <w:t>-</w:t>
+      </w:r>
+      <w:r>
+        <w:t>2 (104).</w:t>
+      </w:r>
+      <w:r>
+        <w:t xml:space="preserve"> </w:t>
+      </w:r>
+      <w:r>
+        <w:t>–</w:t>
+      </w:r>
+      <w:r>
+        <w:t xml:space="preserve"> URL: https://cyberleninka.ru/article/n/sozdanie</w:t>
+      </w:r>
+      <w:r>
+        <w:t>-</w:t>
+      </w:r>
+      <w:r>
+        <w:t>vyvoda</w:t>
+      </w:r>
+      <w:r>
+        <w:t>-</w:t>
+      </w:r>
+      <w:r>
+        <w:t>skripta</w:t>
+      </w:r>
+      <w:r>
+        <w:t>-</w:t>
+      </w:r>
+      <w:r>
+        <w:t>python (дата обращения: 12.12.2025).</w:t>
+      </w:r>
+      <w:r>
+        <w:t xml:space="preserve"> </w:t>
+      </w:r>
+      <w:r>
+        <w:t>–</w:t>
       </w:r>
       <w:r>
         <w:t xml:space="preserve"> </w:t>
@@ -140,6 +203,7 @@
     <w:p>
       <w:pPr>
         <w:pStyle w:val="a"/>
+        <w:spacing w:line="360" w:lineRule="auto"/>
       </w:pPr>
       <w:r>
         <w:t xml:space="preserve">Долженко, А. И. Современные технологии программирования. Разработка </w:t>
@@ -151,7 +215,10 @@
         <w:t>Windows</w:t>
       </w:r>
       <w:r>
-        <w:t xml:space="preserve">-приложений на языке </w:t>
+        <w:t>–</w:t>
+      </w:r>
+      <w:r>
+        <w:t xml:space="preserve">приложений на языке </w:t>
       </w:r>
       <w:r>
         <w:rPr>
@@ -160,7 +227,37 @@
         <w:t>C</w:t>
       </w:r>
       <w:r>
-        <w:t xml:space="preserve"># 2005 : лабораторный практикум / А. И. Долженко. - Ростов-на-Дону : РГЭУ (РИНХ), 2008. - 200 с. - </w:t>
+        <w:t xml:space="preserve"># 2005 : лабораторный практикум / А. И. Долженко. </w:t>
+      </w:r>
+      <w:r>
+        <w:t>–</w:t>
+      </w:r>
+      <w:r>
+        <w:t xml:space="preserve"> Ростов</w:t>
+      </w:r>
+      <w:r>
+        <w:t>–</w:t>
+      </w:r>
+      <w:r>
+        <w:t>на</w:t>
+      </w:r>
+      <w:r>
+        <w:t>–</w:t>
+      </w:r>
+      <w:r>
+        <w:t xml:space="preserve">Дону : РГЭУ (РИНХ), 2008. </w:t>
+      </w:r>
+      <w:r>
+        <w:t>–</w:t>
+      </w:r>
+      <w:r>
+        <w:t xml:space="preserve"> 200 с. </w:t>
+      </w:r>
+      <w:r>
+        <w:t>–</w:t>
+      </w:r>
+      <w:r>
+        <w:t xml:space="preserve"> </w:t>
       </w:r>
       <w:r>
         <w:rPr>
@@ -169,7 +266,43 @@
         <w:t>ISBN</w:t>
       </w:r>
       <w:r>
-        <w:t xml:space="preserve"> 978-5-7972-1236-2. - Текст : электронный. - </w:t>
+        <w:t xml:space="preserve"> 978</w:t>
+      </w:r>
+      <w:r>
+        <w:t>-</w:t>
+      </w:r>
+      <w:r>
+        <w:t>5</w:t>
+      </w:r>
+      <w:r>
+        <w:t>-</w:t>
+      </w:r>
+      <w:r>
+        <w:t>7972</w:t>
+      </w:r>
+      <w:r>
+        <w:t>-</w:t>
+      </w:r>
+      <w:r>
+        <w:t>1236</w:t>
+      </w:r>
+      <w:r>
+        <w:t>-</w:t>
+      </w:r>
+      <w:r>
+        <w:t xml:space="preserve">2. </w:t>
+      </w:r>
+      <w:r>
+        <w:t>–</w:t>
+      </w:r>
+      <w:r>
+        <w:t xml:space="preserve"> Текст : электронный. </w:t>
+      </w:r>
+      <w:r>
+        <w:t>–</w:t>
+      </w:r>
+      <w:r>
+        <w:t xml:space="preserve"> </w:t>
       </w:r>
       <w:r>
         <w:rPr>
@@ -229,49 +362,398 @@
     <w:p>
       <w:pPr>
         <w:pStyle w:val="a"/>
-      </w:pPr>
-      <w:r>
-        <w:t>Жуков, Р. А. Язык программирования Python. Практикум : учебное пособие / Р.А. Жуков. — Москва : ИНФРА-М, 2026. — 216 с. + Доп. материалы [Электронный ресурс]. — (Среднее профессиональное образование). - ISBN 978-5-16-015638-5. - Текст : электронный. - URL: https://znanium.ru/catalog/product/2216925 (дата обращения: 12.12.2025). – Режим доступа: по подписке.</w:t>
+        <w:spacing w:line="360" w:lineRule="auto"/>
+      </w:pPr>
+      <w:r>
+        <w:t>Жуков, Р. А. Язык программирования Python. Практикум : учебное пособие / Р.А. Жуков.</w:t>
+      </w:r>
+      <w:r>
+        <w:t xml:space="preserve"> </w:t>
+      </w:r>
+      <w:r>
+        <w:t>–</w:t>
+      </w:r>
+      <w:r>
+        <w:t xml:space="preserve"> </w:t>
+      </w:r>
+      <w:r>
+        <w:t>Москва : ИНФРА</w:t>
+      </w:r>
+      <w:r>
+        <w:t>-</w:t>
+      </w:r>
+      <w:r>
+        <w:t xml:space="preserve">М, 2026. </w:t>
+      </w:r>
+      <w:r>
+        <w:t>–</w:t>
+      </w:r>
+      <w:r>
+        <w:t xml:space="preserve"> 216 с. + Доп. м</w:t>
+      </w:r>
+      <w:r>
+        <w:t xml:space="preserve">атериалы [Электронный ресурс]. </w:t>
+      </w:r>
+      <w:r>
+        <w:t>–</w:t>
+      </w:r>
+      <w:r>
+        <w:t xml:space="preserve"> (Среднее профессиональное образование). </w:t>
+      </w:r>
+      <w:r>
+        <w:t>–</w:t>
+      </w:r>
+      <w:r>
+        <w:t xml:space="preserve"> ISBN 978</w:t>
+      </w:r>
+      <w:r>
+        <w:t>-</w:t>
+      </w:r>
+      <w:r>
+        <w:t>5</w:t>
+      </w:r>
+      <w:r>
+        <w:t>-</w:t>
+      </w:r>
+      <w:r>
+        <w:t>16</w:t>
+      </w:r>
+      <w:r>
+        <w:t>-</w:t>
+      </w:r>
+      <w:r>
+        <w:t>01</w:t>
+      </w:r>
+      <w:r>
+        <w:t>5638</w:t>
+      </w:r>
+      <w:r>
+        <w:t>-</w:t>
+      </w:r>
+      <w:r>
+        <w:t xml:space="preserve">5. – Текст : электронный. </w:t>
+      </w:r>
+      <w:r>
+        <w:t>–</w:t>
+      </w:r>
+      <w:r>
+        <w:t xml:space="preserve"> URL: https://znanium.ru/catalog/product/2216925 (дата обращения: 12.12.2025). – Режим доступа: по подписке.</w:t>
       </w:r>
     </w:p>
     <w:p>
       <w:pPr>
         <w:pStyle w:val="a"/>
-      </w:pPr>
-      <w:r>
-        <w:t>Кариев Ч.А. Разработка Windows-приложений на основе Visual C# / Ч.А. Кариев. - Москва : Национальный Открытый Университет ИНТУИТ, 2024. - 978 с. - ISBN 5-94774-601-3. - URL: https://ibooks.ru/bookshelf/394481/reading (дата обращения: 12.12.2025). - Текст: электронный.</w:t>
+        <w:spacing w:line="360" w:lineRule="auto"/>
+      </w:pPr>
+      <w:r>
+        <w:t>Кариев Ч.А. Разработка Windows</w:t>
+      </w:r>
+      <w:r>
+        <w:t>–</w:t>
+      </w:r>
+      <w:r>
+        <w:t xml:space="preserve">приложений на основе Visual C# / Ч.А. Кариев. </w:t>
+      </w:r>
+      <w:r>
+        <w:t>–</w:t>
+      </w:r>
+      <w:r>
+        <w:t xml:space="preserve"> Москва : Национальный Открытый Университет ИНТУИТ, 2024. </w:t>
+      </w:r>
+      <w:r>
+        <w:t>– 978 с. – ISBN 5</w:t>
+      </w:r>
+      <w:r>
+        <w:t>-</w:t>
+      </w:r>
+      <w:r>
+        <w:t>94774</w:t>
+      </w:r>
+      <w:r>
+        <w:t>-</w:t>
+      </w:r>
+      <w:r>
+        <w:t>601</w:t>
+      </w:r>
+      <w:r>
+        <w:t>-</w:t>
+      </w:r>
+      <w:r>
+        <w:t xml:space="preserve">3. </w:t>
+      </w:r>
+      <w:r>
+        <w:t>–</w:t>
+      </w:r>
+      <w:r>
+        <w:t xml:space="preserve"> URL: https://ibooks.ru/bookshelf/394481/reading</w:t>
+      </w:r>
+      <w:r>
+        <w:t xml:space="preserve"> (дата обращения: 12.12.2025). </w:t>
+      </w:r>
+      <w:r>
+        <w:t>–</w:t>
+      </w:r>
+      <w:r>
+        <w:t xml:space="preserve"> Текст: электронный.</w:t>
       </w:r>
     </w:p>
     <w:p>
       <w:pPr>
         <w:pStyle w:val="a"/>
-      </w:pPr>
-      <w:r>
-        <w:t>Пирская, Л. В. Разработка мобильных приложений в среде Android Studio : учебное пособие / Л. В. Пирская ; Южный федеральный университет. - Ростов-на-Дону ; Таганрог : Издательство Южного федерального университета, 2019. - 123 с. - ISBN 978-5-9275-3346-6. - Текст : электронный. - URL: https://znanium.com/catalog/product/1894469 (дата обращения: 12.12.2025). – Режим доступа: по подписке.</w:t>
+        <w:spacing w:line="360" w:lineRule="auto"/>
+      </w:pPr>
+      <w:r>
+        <w:t xml:space="preserve">Пирская, Л. В. Разработка мобильных приложений в среде Android Studio : учебное пособие / Л. В. Пирская ; Южный федеральный университет. </w:t>
+      </w:r>
+      <w:r>
+        <w:t>–</w:t>
+      </w:r>
+      <w:r>
+        <w:t xml:space="preserve"> Ростов</w:t>
+      </w:r>
+      <w:r>
+        <w:t>–</w:t>
+      </w:r>
+      <w:r>
+        <w:t>на</w:t>
+      </w:r>
+      <w:r>
+        <w:t>–</w:t>
+      </w:r>
+      <w:r>
+        <w:t xml:space="preserve">Дону ; Таганрог : Издательство Южного федерального университета, 2019. </w:t>
+      </w:r>
+      <w:r>
+        <w:t>–</w:t>
+      </w:r>
+      <w:r>
+        <w:t xml:space="preserve"> 12</w:t>
+      </w:r>
+      <w:r>
+        <w:t>3 с. – ISBN 978</w:t>
+      </w:r>
+      <w:r>
+        <w:t>-</w:t>
+      </w:r>
+      <w:r>
+        <w:t>5</w:t>
+      </w:r>
+      <w:r>
+        <w:t>-</w:t>
+      </w:r>
+      <w:r>
+        <w:t>9275</w:t>
+      </w:r>
+      <w:r>
+        <w:t>-</w:t>
+      </w:r>
+      <w:r>
+        <w:t>3346</w:t>
+      </w:r>
+      <w:r>
+        <w:t>-</w:t>
+      </w:r>
+      <w:r>
+        <w:t xml:space="preserve">6. </w:t>
+      </w:r>
+      <w:r>
+        <w:t>–</w:t>
+      </w:r>
+      <w:r>
+        <w:t xml:space="preserve"> Текст : электронный. </w:t>
+      </w:r>
+      <w:r>
+        <w:t>–</w:t>
+      </w:r>
+      <w:r>
+        <w:t xml:space="preserve"> URL: </w:t>
+      </w:r>
+      <w:r>
+        <w:lastRenderedPageBreak/>
+        <w:t>https://znanium.com/catalog/product/1894469 (дата обращения: 12.12.2025). – Режим доступа: по подписке.</w:t>
       </w:r>
     </w:p>
     <w:p>
       <w:pPr>
         <w:pStyle w:val="a"/>
-      </w:pPr>
-      <w:r>
-        <w:t>Федоров, Д. Ю.  Программирование на python : учебное пособие для вузов / Д. Ю. Федоров. — 6-е изд., перераб. и доп. — Москва : Издательство Юрайт, 2025. — 187 с. — (Высшее образование). — ISBN 978-5-534-19666-5. — Текст : электронный // Образовательная платформа Юрайт [сайт]. — URL: https://urait.ru/bcode/556864 (дата обращения: 12.12.2025).</w:t>
+        <w:spacing w:line="360" w:lineRule="auto"/>
+      </w:pPr>
+      <w:r>
+        <w:t xml:space="preserve">Федоров, Д. Ю.  Программирование на python : учебное пособие для вузов / Д. Ю. Федоров. </w:t>
+      </w:r>
+      <w:r>
+        <w:t>–</w:t>
+      </w:r>
+      <w:r>
+        <w:t xml:space="preserve"> 6</w:t>
+      </w:r>
+      <w:r>
+        <w:t>-</w:t>
+      </w:r>
+      <w:r>
+        <w:t xml:space="preserve">е изд., перераб. и доп. </w:t>
+      </w:r>
+      <w:r>
+        <w:t>–</w:t>
+      </w:r>
+      <w:r>
+        <w:t xml:space="preserve"> Москва : Издательство Юрайт, 2025. </w:t>
+      </w:r>
+      <w:r>
+        <w:t>–</w:t>
+      </w:r>
+      <w:r>
+        <w:t xml:space="preserve"> 187 с. </w:t>
+      </w:r>
+      <w:r>
+        <w:t>–</w:t>
+      </w:r>
+      <w:r>
+        <w:t xml:space="preserve"> (Высшее образование). </w:t>
+      </w:r>
+      <w:r>
+        <w:t>–</w:t>
+      </w:r>
+      <w:r>
+        <w:t xml:space="preserve"> ISBN 978</w:t>
+      </w:r>
+      <w:r>
+        <w:t>-</w:t>
+      </w:r>
+      <w:r>
+        <w:t>5</w:t>
+      </w:r>
+      <w:r>
+        <w:t>-</w:t>
+      </w:r>
+      <w:r>
+        <w:t>534</w:t>
+      </w:r>
+      <w:r>
+        <w:t>-</w:t>
+      </w:r>
+      <w:r>
+        <w:t>19666</w:t>
+      </w:r>
+      <w:r>
+        <w:t>-</w:t>
+      </w:r>
+      <w:r>
+        <w:t xml:space="preserve">5. </w:t>
+      </w:r>
+      <w:r>
+        <w:t>–</w:t>
+      </w:r>
+      <w:r>
+        <w:t xml:space="preserve"> Текст : электронный // Образовательная платформа Юрайт [сайт]. </w:t>
+      </w:r>
+      <w:r>
+        <w:t>–</w:t>
+      </w:r>
+      <w:r>
+        <w:t xml:space="preserve"> URL: https://urait.ru/bcode/556864 (дата обращения: 12.12.2025).</w:t>
       </w:r>
     </w:p>
     <w:p>
       <w:pPr>
         <w:pStyle w:val="a"/>
-      </w:pPr>
-      <w:r>
-        <w:t>Чернышев, С. А. Python: продвинутый уровень : учебное пособие / С. А. Чернышев. — Санкт-Петербург : ГУАП, 2024. — 244 с. — ISBN 978-5-8088-1969-6. — Текст : электронный // Лань : электронно-библиотечная система. — URL: https://e.lanbook.com/book/497525 (дата обращения: 12.12.2025). — Режим доступа: для авториз. пользователей.</w:t>
+        <w:spacing w:line="360" w:lineRule="auto"/>
+      </w:pPr>
+      <w:r>
+        <w:t xml:space="preserve">Чернышев, С. А. Python: продвинутый уровень : учебное пособие / С. А. Чернышев. </w:t>
+      </w:r>
+      <w:r>
+        <w:t>–</w:t>
+      </w:r>
+      <w:r>
+        <w:t xml:space="preserve"> Санкт</w:t>
+      </w:r>
+      <w:r>
+        <w:t>–</w:t>
+      </w:r>
+      <w:r>
+        <w:t xml:space="preserve">Петербург : ГУАП, 2024. </w:t>
+      </w:r>
+      <w:r>
+        <w:t>–</w:t>
+      </w:r>
+      <w:r>
+        <w:t xml:space="preserve"> 244 с. </w:t>
+      </w:r>
+      <w:r>
+        <w:t>–</w:t>
+      </w:r>
+      <w:r>
+        <w:t xml:space="preserve"> ISBN 978</w:t>
+      </w:r>
+      <w:r>
+        <w:t>–</w:t>
+      </w:r>
+      <w:r>
+        <w:t>5</w:t>
+      </w:r>
+      <w:r>
+        <w:t>–</w:t>
+      </w:r>
+      <w:r>
+        <w:t>8088</w:t>
+      </w:r>
+      <w:r>
+        <w:t>–</w:t>
+      </w:r>
+      <w:r>
+        <w:t>1969</w:t>
+      </w:r>
+      <w:r>
+        <w:t>–</w:t>
+      </w:r>
+      <w:r>
+        <w:t xml:space="preserve">6. </w:t>
+      </w:r>
+      <w:r>
+        <w:t>–</w:t>
+      </w:r>
+      <w:r>
+        <w:t xml:space="preserve"> Текст : электронный // Лань : электронно</w:t>
+      </w:r>
+      <w:r>
+        <w:t>–</w:t>
+      </w:r>
+      <w:r>
+        <w:t>библио</w:t>
+      </w:r>
+      <w:r>
+        <w:t xml:space="preserve">течная система. </w:t>
+      </w:r>
+      <w:r>
+        <w:t>–</w:t>
+      </w:r>
+      <w:r>
+        <w:t xml:space="preserve"> URL: https://e.lanbook.com/book/497525</w:t>
+      </w:r>
+      <w:r>
+        <w:t xml:space="preserve"> (дата обращения: 12.12.2025). </w:t>
+      </w:r>
+      <w:r>
+        <w:t>–</w:t>
+      </w:r>
+      <w:r>
+        <w:t xml:space="preserve"> Режим доступа: для авториз. пользователей.</w:t>
       </w:r>
     </w:p>
     <w:p>
       <w:pPr>
         <w:pStyle w:val="a"/>
-      </w:pPr>
-      <w:r>
-        <w:t xml:space="preserve">C# и .NET | Типы данных. - </w:t>
+        <w:spacing w:line="360" w:lineRule="auto"/>
+      </w:pPr>
+      <w:r>
+        <w:t xml:space="preserve">C# и .NET | Типы данных. </w:t>
+      </w:r>
+      <w:r>
+        <w:t>–</w:t>
+      </w:r>
+      <w:r>
+        <w:t xml:space="preserve"> </w:t>
       </w:r>
       <w:r>
         <w:t xml:space="preserve">Текст : электронный // </w:t>
@@ -322,9 +804,9 @@
     <w:p>
       <w:pPr>
         <w:pStyle w:val="a"/>
-      </w:pPr>
-      <w:r>
-        <w:lastRenderedPageBreak/>
+        <w:spacing w:line="360" w:lineRule="auto"/>
+      </w:pPr>
+      <w:r>
         <w:t xml:space="preserve">Руководство по </w:t>
       </w:r>
       <w:r>
@@ -334,7 +816,13 @@
         <w:t>C</w:t>
       </w:r>
       <w:r>
-        <w:t xml:space="preserve"># - </w:t>
+        <w:t xml:space="preserve"># </w:t>
+      </w:r>
+      <w:r>
+        <w:t>–</w:t>
+      </w:r>
+      <w:r>
+        <w:t xml:space="preserve"> </w:t>
       </w:r>
       <w:r>
         <w:t xml:space="preserve">управляемый язык </w:t>
@@ -409,7 +897,13 @@
         <w:t>URL</w:t>
       </w:r>
       <w:r>
-        <w:t>: https://learn.microsoft.com/ru-ru/dotnet/csharp/ (</w:t>
+        <w:t>: https://learn.microsoft.com/ru</w:t>
+      </w:r>
+      <w:r>
+        <w:t>–</w:t>
+      </w:r>
+      <w:r>
+        <w:t>ru/dotnet/csharp/ (</w:t>
       </w:r>
       <w:r>
         <w:t>дата обращения</w:t>
@@ -435,6 +929,8 @@
       <w:r>
         <w:t>.</w:t>
       </w:r>
+      <w:bookmarkStart w:id="0" w:name="_GoBack"/>
+      <w:bookmarkEnd w:id="0"/>
     </w:p>
     <w:sectPr>
       <w:pgSz w:w="11906" w:h="16838"/>
@@ -2401,7 +2897,7 @@
 </file>
 
 <file path=customXml/itemProps1.xml><?xml version="1.0" encoding="utf-8"?>
-<ds:datastoreItem xmlns:ds="http://schemas.openxmlformats.org/officeDocument/2006/customXml" ds:itemID="{7CCD1853-ED45-4721-ACC9-942643A3E691}">
+<ds:datastoreItem xmlns:ds="http://schemas.openxmlformats.org/officeDocument/2006/customXml" ds:itemID="{FFAB5718-8E98-4E0C-9C95-523920365A5E}">
   <ds:schemaRefs>
     <ds:schemaRef ds:uri="http://schemas.openxmlformats.org/officeDocument/2006/bibliography"/>
   </ds:schemaRefs>
